--- a/testakten/insolvenz-asset-deal-chaincortex-ai-berlin/08_betriebsuebergang-613a-bgb.docx
+++ b/testakten/insolvenz-asset-deal-chaincortex-ai-berlin/08_betriebsuebergang-613a-bgb.docx
@@ -616,13 +616,7 @@
         <w:jc w:val="left"/>
       </w:pPr>
       <w:r>
-        <w:t xml:space="preserve">Aufhebungsvereinbarungs-Muster siehe </w:t>
-      </w:r>
-      <w:r>
-        <w:t>docx/aufhebungsvereinbarung-muster.docx</w:t>
-      </w:r>
-      <w:r>
-        <w:t xml:space="preserve"> (nicht beigefügt; im Datenraum).</w:t>
+        <w:t>Das Aufhebungsvereinbarungs-Muster liegt im Datenraum als eigene Arbeitsfassung. Für die Betriebsübergangsprüfung ist hier nur maßgeblich, dass keine Arbeitnehmer zur Unterzeichnung vor der Unterrichtung gedrängt wurden.</w:t>
       </w:r>
     </w:p>
     <w:p>

--- a/testakten/insolvenz-asset-deal-chaincortex-ai-berlin/08_betriebsuebergang-613a-bgb.docx
+++ b/testakten/insolvenz-asset-deal-chaincortex-ai-berlin/08_betriebsuebergang-613a-bgb.docx
@@ -5,16 +5,20 @@
     <w:p>
       <w:pPr>
         <w:pStyle w:val="Heading1"/>
+        <w:spacing w:after="160" w:line="259" w:lineRule="auto"/>
       </w:pPr>
       <w:r>
         <w:rPr>
           <w:rFonts w:ascii="Times New Roman" w:hAnsi="Times New Roman"/>
+          <w:b/>
+          <w:sz w:val="28"/>
         </w:rPr>
         <w:t>08 — Betriebsübergang § 613a BGB</w:t>
       </w:r>
     </w:p>
     <w:p>
       <w:pPr>
+        <w:spacing w:line="259" w:lineRule="auto" w:after="60"/>
         <w:ind w:left="567"/>
       </w:pPr>
       <w:r>
@@ -27,16 +31,20 @@
     <w:p>
       <w:pPr>
         <w:pStyle w:val="Heading2"/>
+        <w:spacing w:before="120" w:after="60" w:line="259" w:lineRule="auto"/>
       </w:pPr>
       <w:r>
         <w:rPr>
           <w:rFonts w:ascii="Times New Roman" w:hAnsi="Times New Roman"/>
+          <w:b/>
+          <w:sz w:val="22"/>
         </w:rPr>
         <w:t>1. Tatbestandliche Voraussetzungen § 613a I 1 BGB</w:t>
       </w:r>
     </w:p>
     <w:p>
       <w:pPr>
+        <w:spacing w:line="259" w:lineRule="auto" w:after="60"/>
         <w:jc w:val="left"/>
       </w:pPr>
       <w:r>
@@ -55,6 +63,7 @@
     <w:p>
       <w:pPr>
         <w:pStyle w:val="ListBullet"/>
+        <w:spacing w:line="259" w:lineRule="auto" w:after="60"/>
       </w:pPr>
       <w:r>
         <w:t xml:space="preserve">EuGH </w:t>
@@ -81,6 +90,7 @@
     <w:p>
       <w:pPr>
         <w:pStyle w:val="ListBullet"/>
+        <w:spacing w:line="259" w:lineRule="auto" w:after="60"/>
       </w:pPr>
       <w:r>
         <w:t>BAG-Linie seit 2 AZR 92/02 (Urt. v. 06.04.2006) und 8 AZR 256/16 (Urt. v. 16.05.2017): Anwendung auf Software-Betrieb.</w:t>
@@ -88,6 +98,7 @@
     </w:p>
     <w:p>
       <w:pPr>
+        <w:spacing w:line="259" w:lineRule="auto" w:after="60"/>
         <w:jc w:val="left"/>
       </w:pPr>
       <w:r>
@@ -130,16 +141,20 @@
     <w:p>
       <w:pPr>
         <w:pStyle w:val="Heading2"/>
+        <w:spacing w:before="120" w:after="60" w:line="259" w:lineRule="auto"/>
       </w:pPr>
       <w:r>
         <w:rPr>
           <w:rFonts w:ascii="Times New Roman" w:hAnsi="Times New Roman"/>
+          <w:b/>
+          <w:sz w:val="22"/>
         </w:rPr>
         <w:t>2. Beibehaltungs- vs. Ausnahme-Beschäftigte</w:t>
       </w:r>
     </w:p>
     <w:p>
       <w:pPr>
+        <w:spacing w:line="259" w:lineRule="auto" w:after="60"/>
         <w:jc w:val="left"/>
       </w:pPr>
       <w:r>
@@ -166,6 +181,7 @@
     </w:p>
     <w:p>
       <w:pPr>
+        <w:spacing w:line="259" w:lineRule="auto" w:after="60"/>
         <w:jc w:val="left"/>
       </w:pPr>
       <w:r>
@@ -178,6 +194,7 @@
     <w:p>
       <w:pPr>
         <w:pStyle w:val="ListNumber"/>
+        <w:spacing w:line="259" w:lineRule="auto" w:after="60"/>
       </w:pPr>
       <w:r>
         <w:t xml:space="preserve">Alle 12 AN gehen formal </w:t>
@@ -195,6 +212,7 @@
     <w:p>
       <w:pPr>
         <w:pStyle w:val="ListNumber"/>
+        <w:spacing w:line="259" w:lineRule="auto" w:after="60"/>
       </w:pPr>
       <w:r>
         <w:t xml:space="preserve">Für die 2 nicht-betriebsnotwendigen AN wird </w:t>
@@ -221,6 +239,7 @@
     <w:p>
       <w:pPr>
         <w:pStyle w:val="ListNumber"/>
+        <w:spacing w:line="259" w:lineRule="auto" w:after="60"/>
       </w:pPr>
       <w:r>
         <w:t>§ 113 InsO erlaubt im Insolvenzverfahren auch kürzere Kündigungsfristen (3 Monate zum Monatsende, abweichend von individuellen längeren Fristen) — privilegiert nur den Verwalter, nicht den Käufer.</w:t>
@@ -229,6 +248,7 @@
     <w:p>
       <w:pPr>
         <w:pStyle w:val="ListNumber"/>
+        <w:spacing w:line="259" w:lineRule="auto" w:after="60"/>
       </w:pPr>
       <w:r>
         <w:t xml:space="preserve">Diese Kündigung wird </w:t>
@@ -254,6 +274,7 @@
     </w:p>
     <w:p>
       <w:pPr>
+        <w:spacing w:line="259" w:lineRule="auto" w:after="60"/>
         <w:jc w:val="left"/>
       </w:pPr>
       <w:r>
@@ -287,6 +308,7 @@
     <w:p>
       <w:pPr>
         <w:pStyle w:val="Heading2"/>
+        <w:spacing w:line="259" w:lineRule="auto" w:after="60"/>
       </w:pPr>
       <w:r>
         <w:rPr>
@@ -297,6 +319,7 @@
     </w:p>
     <w:p>
       <w:pPr>
+        <w:spacing w:line="259" w:lineRule="auto" w:after="60"/>
         <w:jc w:val="left"/>
       </w:pPr>
       <w:r>
@@ -339,6 +362,7 @@
     <w:p>
       <w:pPr>
         <w:pStyle w:val="Heading3"/>
+        <w:spacing w:line="259" w:lineRule="auto" w:after="60"/>
       </w:pPr>
       <w:r>
         <w:rPr>
@@ -350,6 +374,7 @@
     <w:p>
       <w:pPr>
         <w:pStyle w:val="ListNumber"/>
+        <w:spacing w:line="259" w:lineRule="auto" w:after="60"/>
       </w:pPr>
       <w:r>
         <w:rPr>
@@ -364,6 +389,7 @@
     <w:p>
       <w:pPr>
         <w:pStyle w:val="ListNumber"/>
+        <w:spacing w:line="259" w:lineRule="auto" w:after="60"/>
       </w:pPr>
       <w:r>
         <w:rPr>
@@ -378,6 +404,7 @@
     <w:p>
       <w:pPr>
         <w:pStyle w:val="ListNumber"/>
+        <w:spacing w:line="259" w:lineRule="auto" w:after="60"/>
       </w:pPr>
       <w:r>
         <w:rPr>
@@ -392,6 +419,7 @@
     <w:p>
       <w:pPr>
         <w:pStyle w:val="ListBullet"/>
+        <w:spacing w:line="259" w:lineRule="auto" w:after="60"/>
       </w:pPr>
       <w:r>
         <w:t>Eintritt der Voracis Ventures GmbH in alle Rechte und Pflichten aus den bestehenden Arbeitsverhältnissen — ohne Unterbrechung, mit Anrechnung der Betriebszugehörigkeit.</w:t>
@@ -400,6 +428,7 @@
     <w:p>
       <w:pPr>
         <w:pStyle w:val="ListBullet"/>
+        <w:spacing w:line="259" w:lineRule="auto" w:after="60"/>
       </w:pPr>
       <w:r>
         <w:t>Beibehaltung der bisherigen Beschäftigungsverhältnisse (Arbeitsbedingungen, Vergütung, Urlaubsanspruch).</w:t>
@@ -408,6 +437,7 @@
     <w:p>
       <w:pPr>
         <w:pStyle w:val="ListBullet"/>
+        <w:spacing w:line="259" w:lineRule="auto" w:after="60"/>
       </w:pPr>
       <w:r>
         <w:t>Tarifvertraglich: Nicht-tarifgebunden — keine Veränderung.</w:t>
@@ -416,6 +446,7 @@
     <w:p>
       <w:pPr>
         <w:pStyle w:val="ListBullet"/>
+        <w:spacing w:line="259" w:lineRule="auto" w:after="60"/>
       </w:pPr>
       <w:r>
         <w:t>Sozialversicherungsrechtlich: Beitragspflicht läuft beim neuen Arbeitgeber weiter; Meldung Voracis an Krankenkasse zum 01.07.2026.</w:t>
@@ -424,6 +455,7 @@
     <w:p>
       <w:pPr>
         <w:pStyle w:val="ListBullet"/>
+        <w:spacing w:line="259" w:lineRule="auto" w:after="60"/>
       </w:pPr>
       <w:r>
         <w:t>Kollektivrechtlich: kein Betriebsrat in der Schuldnerin; bei Voracis wird ggf. neu gebildet (Anregung im Schreiben).</w:t>
@@ -432,6 +464,7 @@
     <w:p>
       <w:pPr>
         <w:pStyle w:val="ListNumber"/>
+        <w:spacing w:line="259" w:lineRule="auto" w:after="60"/>
       </w:pPr>
       <w:r>
         <w:rPr>
@@ -446,6 +479,7 @@
     <w:p>
       <w:pPr>
         <w:pStyle w:val="ListNumber"/>
+        <w:spacing w:line="259" w:lineRule="auto" w:after="60"/>
       </w:pPr>
       <w:r>
         <w:rPr>
@@ -469,6 +503,7 @@
     <w:p>
       <w:pPr>
         <w:pStyle w:val="Heading2"/>
+        <w:spacing w:line="259" w:lineRule="auto" w:after="60"/>
       </w:pPr>
       <w:r>
         <w:rPr>
@@ -479,6 +514,7 @@
     </w:p>
     <w:p>
       <w:pPr>
+        <w:spacing w:line="259" w:lineRule="auto" w:after="60"/>
         <w:jc w:val="left"/>
       </w:pPr>
       <w:r>
@@ -494,6 +530,7 @@
     <w:p>
       <w:pPr>
         <w:pStyle w:val="ListBullet"/>
+        <w:spacing w:line="259" w:lineRule="auto" w:after="60"/>
       </w:pPr>
       <w:r>
         <w:t>Eintrittsdatum bei Voracis: 01.07.2026 (= Übergang)</w:t>
@@ -502,6 +539,7 @@
     <w:p>
       <w:pPr>
         <w:pStyle w:val="ListBullet"/>
+        <w:spacing w:line="259" w:lineRule="auto" w:after="60"/>
       </w:pPr>
       <w:r>
         <w:t>Anrechnung Betriebszugehörigkeit: ja, ab originärem Eintrittsdatum bei ChainCortex AI GmbH</w:t>
@@ -510,6 +548,7 @@
     <w:p>
       <w:pPr>
         <w:pStyle w:val="ListBullet"/>
+        <w:spacing w:line="259" w:lineRule="auto" w:after="60"/>
       </w:pPr>
       <w:r>
         <w:t>Gehalt: unverändert (zur Streitvermeidung kein Erstangebot mit Veränderungen)</w:t>
@@ -518,6 +557,7 @@
     <w:p>
       <w:pPr>
         <w:pStyle w:val="ListBullet"/>
+        <w:spacing w:line="259" w:lineRule="auto" w:after="60"/>
       </w:pPr>
       <w:r>
         <w:t>Probezeit: nein (nicht erneut zulässig nach Betriebsübergang — kein Neueintritt)</w:t>
@@ -526,6 +566,7 @@
     <w:p>
       <w:pPr>
         <w:pStyle w:val="ListBullet"/>
+        <w:spacing w:line="259" w:lineRule="auto" w:after="60"/>
       </w:pPr>
       <w:r>
         <w:t>Urlaubsanspruch: anteilig 50 % Restansprüche aus 2026 trägt Schuldnerin (bis 30.06.2026), 50 % trägt Voracis (ab 01.07.2026); bereits gewährter Urlaub wird angerechnet.</w:t>
@@ -534,6 +575,7 @@
     <w:p>
       <w:pPr>
         <w:pStyle w:val="Heading2"/>
+        <w:spacing w:line="259" w:lineRule="auto" w:after="60"/>
       </w:pPr>
       <w:r>
         <w:rPr>
@@ -544,6 +586,7 @@
     </w:p>
     <w:p>
       <w:pPr>
+        <w:spacing w:line="259" w:lineRule="auto" w:after="60"/>
         <w:jc w:val="left"/>
       </w:pPr>
       <w:r>
@@ -571,6 +614,7 @@
     <w:p>
       <w:pPr>
         <w:pStyle w:val="Heading2"/>
+        <w:spacing w:line="259" w:lineRule="auto" w:after="60"/>
       </w:pPr>
       <w:r>
         <w:rPr>
@@ -581,6 +625,7 @@
     </w:p>
     <w:p>
       <w:pPr>
+        <w:spacing w:line="259" w:lineRule="auto" w:after="60"/>
         <w:jc w:val="left"/>
       </w:pPr>
       <w:r>
@@ -590,6 +635,7 @@
     <w:p>
       <w:pPr>
         <w:pStyle w:val="ListBullet"/>
+        <w:spacing w:line="259" w:lineRule="auto" w:after="60"/>
       </w:pPr>
       <w:r>
         <w:t>Abfindung in Höhe von 0.5 Monatsgehältern pro Beschäftigungsjahr (Faustformel; nach § 1a KSchG-Maßstab; Vergleich Abfindungsverteilung in vergleichbaren Insolvenzverfahren).</w:t>
@@ -598,6 +644,7 @@
     <w:p>
       <w:pPr>
         <w:pStyle w:val="ListBullet"/>
+        <w:spacing w:line="259" w:lineRule="auto" w:after="60"/>
       </w:pPr>
       <w:r>
         <w:t>Befreiung von der Arbeitspflicht zwischen Zugang der Kündigung und Ablauf der Frist (Freistellung mit Verrechnung gegen Resturlaub).</w:t>
@@ -606,6 +653,7 @@
     <w:p>
       <w:pPr>
         <w:pStyle w:val="ListBullet"/>
+        <w:spacing w:line="259" w:lineRule="auto" w:after="60"/>
       </w:pPr>
       <w:r>
         <w:t>Zwischenzeugnis sofort, Endzeugnis zum 31.07.2026.</w:t>
@@ -613,6 +661,7 @@
     </w:p>
     <w:p>
       <w:pPr>
+        <w:spacing w:line="259" w:lineRule="auto" w:after="60"/>
         <w:jc w:val="left"/>
       </w:pPr>
       <w:r>
@@ -622,6 +671,7 @@
     <w:p>
       <w:pPr>
         <w:pStyle w:val="Heading2"/>
+        <w:spacing w:line="259" w:lineRule="auto" w:after="60"/>
       </w:pPr>
       <w:r>
         <w:rPr>
@@ -809,13 +859,58 @@
       </w:tr>
     </w:tbl>
     <w:sectPr>
+      <w:headerReference w:type="default" r:id="rId9"/>
+      <w:footerReference w:type="default" r:id="rId10"/>
       <w:pgSz w:w="11906" w:h="16838"/>
-      <w:pgMar w:top="1417" w:right="1417" w:bottom="1417" w:left="1417" w:header="720" w:footer="720" w:gutter="0"/>
+      <w:pgMar w:top="1191" w:right="1247" w:bottom="1134" w:left="1361" w:header="720" w:footer="720" w:gutter="0"/>
       <w:cols w:space="720"/>
       <w:docGrid w:linePitch="360"/>
     </w:sectPr>
   </w:body>
 </w:document>
+</file>
+
+<file path=word/footer1.xml><?xml version="1.0" encoding="utf-8"?>
+<w:ftr xmlns:m="http://schemas.openxmlformats.org/officeDocument/2006/math" xmlns:mc="http://schemas.openxmlformats.org/markup-compatibility/2006" xmlns:mo="http://schemas.microsoft.com/office/mac/office/2008/main" xmlns:mv="urn:schemas-microsoft-com:mac:vml" xmlns:o="urn:schemas-microsoft-com:office:office" xmlns:r="http://schemas.openxmlformats.org/officeDocument/2006/relationships" xmlns:v="urn:schemas-microsoft-com:vml" xmlns:w10="urn:schemas-microsoft-com:office:word" xmlns:w14="http://schemas.microsoft.com/office/word/2010/wordml" xmlns:w="http://schemas.openxmlformats.org/wordprocessingml/2006/main" xmlns:wne="http://schemas.microsoft.com/office/word/2006/wordml" xmlns:wp14="http://schemas.microsoft.com/office/word/2010/wordprocessingDrawing" xmlns:wp="http://schemas.openxmlformats.org/drawingml/2006/wordprocessingDrawing" xmlns:wpc="http://schemas.microsoft.com/office/word/2010/wordprocessingCanvas" xmlns:wpg="http://schemas.microsoft.com/office/word/2010/wordprocessingGroup" xmlns:wpi="http://schemas.microsoft.com/office/word/2010/wordprocessingInk" xmlns:wps="http://schemas.microsoft.com/office/word/2010/wordprocessingShape" mc:Ignorable="w14 wp14">
+  <w:p>
+    <w:pPr>
+      <w:pStyle w:val="Footer"/>
+      <w:jc w:val="left"/>
+    </w:pPr>
+    <w:r/>
+    <w:r>
+      <w:rPr>
+        <w:rFonts w:ascii="Times New Roman" w:hAnsi="Times New Roman"/>
+        <w:b w:val="0"/>
+        <w:color w:val="777777"/>
+        <w:sz w:val="17"/>
+      </w:rPr>
+      <w:t>Vertraulich | Bearbeitungsstand Juli 2026 | nur zur Aktenbearbeitung</w:t>
+    </w:r>
+  </w:p>
+</w:ftr>
+</file>
+
+<file path=word/header1.xml><?xml version="1.0" encoding="utf-8"?>
+<w:hdr xmlns:m="http://schemas.openxmlformats.org/officeDocument/2006/math" xmlns:mc="http://schemas.openxmlformats.org/markup-compatibility/2006" xmlns:mo="http://schemas.microsoft.com/office/mac/office/2008/main" xmlns:mv="urn:schemas-microsoft-com:mac:vml" xmlns:o="urn:schemas-microsoft-com:office:office" xmlns:r="http://schemas.openxmlformats.org/officeDocument/2006/relationships" xmlns:v="urn:schemas-microsoft-com:vml" xmlns:w10="urn:schemas-microsoft-com:office:word" xmlns:w14="http://schemas.microsoft.com/office/word/2010/wordml" xmlns:w="http://schemas.openxmlformats.org/wordprocessingml/2006/main" xmlns:wne="http://schemas.microsoft.com/office/word/2006/wordml" xmlns:wp14="http://schemas.microsoft.com/office/word/2010/wordprocessingDrawing" xmlns:wp="http://schemas.openxmlformats.org/drawingml/2006/wordprocessingDrawing" xmlns:wpc="http://schemas.microsoft.com/office/word/2010/wordprocessingCanvas" xmlns:wpg="http://schemas.microsoft.com/office/word/2010/wordprocessingGroup" xmlns:wpi="http://schemas.microsoft.com/office/word/2010/wordprocessingInk" xmlns:wps="http://schemas.microsoft.com/office/word/2010/wordprocessingShape" mc:Ignorable="w14 wp14">
+  <w:p>
+    <w:pPr>
+      <w:pStyle w:val="Header"/>
+      <w:jc w:val="left"/>
+    </w:pPr>
+    <w:r/>
+    <w:r>
+      <w:rPr>
+        <w:rFonts w:ascii="Times New Roman" w:hAnsi="Times New Roman"/>
+        <w:b w:val="0"/>
+        <w:i w:val="0"/>
+        <w:color w:val="666666"/>
+        <w:sz w:val="17"/>
+      </w:rPr>
+      <w:t>Lindenhof und Partner mbB | Insolvenz- und Restrukturierungsakte | Bearbeitungsstand Juli 2026</w:t>
+    </w:r>
+  </w:p>
+</w:hdr>
 </file>
 
 <file path=word/numbering.xml><?xml version="1.0" encoding="utf-8"?>
@@ -1532,11 +1627,12 @@
       <w:contextualSpacing/>
     </w:pPr>
     <w:rPr>
-      <w:rFonts w:asciiTheme="majorHAnsi" w:eastAsiaTheme="majorEastAsia" w:hAnsiTheme="majorHAnsi" w:cstheme="majorBidi"/>
+      <w:rFonts w:asciiTheme="majorHAnsi" w:eastAsiaTheme="majorEastAsia" w:hAnsiTheme="majorHAnsi" w:cstheme="majorBidi" w:ascii="Times New Roman" w:hAnsi="Times New Roman"/>
+      <w:b/>
       <w:color w:val="17365D" w:themeColor="text2" w:themeShade="BF"/>
       <w:spacing w:val="5"/>
       <w:kern w:val="28"/>
-      <w:sz w:val="52"/>
+      <w:sz w:val="30"/>
       <w:szCs w:val="52"/>
     </w:rPr>
   </w:style>
